--- a/docs/entregables/despliegue-adaceen.docx
+++ b/docs/entregables/despliegue-adaceen.docx
@@ -1001,7 +1001,7 @@
               <w:pStyle w:val="Compact"/>
             </w:pPr>
             <w:r>
-              <w:t xml:space="preserve">Extensión de navegador 0.7.11 y VS Code 0.0.31</w:t>
+              <w:t xml:space="preserve">Extensión de navegador 0.7.12 y VS Code 0.0.32</w:t>
             </w:r>
           </w:p>
         </w:tc>
@@ -1726,22 +1726,7 @@
         <w:t xml:space="preserve"> </w:t>
       </w:r>
       <w:r>
-        <w:t xml:space="preserve">el flujo de despliegue. La fuente principal (el VSIX 0.0.31 en el commit</w:t>
-      </w:r>
-      <w:r>
-        <w:t xml:space="preserve"> </w:t>
-      </w:r>
-      <w:r>
-        <w:rPr>
-          <w:rStyle w:val="VerbatimChar"/>
-        </w:rPr>
-        <w:t xml:space="preserve">b21231e</w:t>
-      </w:r>
-      <w:r>
-        <w:t xml:space="preserve"> </w:t>
-      </w:r>
-      <w:r>
-        <w:t xml:space="preserve">de</w:t>
+        <w:t xml:space="preserve">el flujo de despliegue. La fuente principal es el VSIX 0.0.32 en el commit de</w:t>
       </w:r>
       <w:r>
         <w:t xml:space="preserve"> </w:t>
@@ -1753,7 +1738,10 @@
         <w:t xml:space="preserve">vscode-ext-prod</w:t>
       </w:r>
       <w:r>
-        <w:t xml:space="preserve">) ya responde 200 en</w:t>
+        <w:t xml:space="preserve"> </w:t>
+      </w:r>
+      <w:r>
+        <w:t xml:space="preserve">que fija PDC: responde 200 en</w:t>
       </w:r>
       <w:r>
         <w:t xml:space="preserve"> </w:t>
@@ -1768,7 +1756,52 @@
         <w:t xml:space="preserve"> </w:t>
       </w:r>
       <w:r>
-        <w:t xml:space="preserve">(comprobado el 25 de septiembre).</w:t>
+        <w:t xml:space="preserve">solo</w:t>
+      </w:r>
+      <w:r>
+        <w:t xml:space="preserve"> </w:t>
+      </w:r>
+      <w:r>
+        <w:t xml:space="preserve">cuando ese commit del submódulo, con</w:t>
+      </w:r>
+      <w:r>
+        <w:t xml:space="preserve"> </w:t>
+      </w:r>
+      <w:r>
+        <w:rPr>
+          <w:rStyle w:val="VerbatimChar"/>
+        </w:rPr>
+        <w:t xml:space="preserve">git add -f adaceen-0.0.32.vsix</w:t>
+      </w:r>
+      <w:r>
+        <w:t xml:space="preserve">, ya está en</w:t>
+      </w:r>
+      <w:r>
+        <w:t xml:space="preserve"> </w:t>
+      </w:r>
+      <w:r>
+        <w:t xml:space="preserve">GitHub (paso 3 de la sección 0). Si falta,</w:t>
+      </w:r>
+      <w:r>
+        <w:t xml:space="preserve"> </w:t>
+      </w:r>
+      <w:r>
+        <w:rPr>
+          <w:rStyle w:val="VerbatimChar"/>
+        </w:rPr>
+        <w:t xml:space="preserve">instalar-vsix.sh</w:t>
+      </w:r>
+      <w:r>
+        <w:t xml:space="preserve"> </w:t>
+      </w:r>
+      <w:r>
+        <w:t xml:space="preserve">conserva la VSIX</w:t>
+      </w:r>
+      <w:r>
+        <w:t xml:space="preserve"> </w:t>
+      </w:r>
+      <w:r>
+        <w:t xml:space="preserve">instalada (0.0.31): el túnel sigue funcionando, sin los cambios de la 0.0.32.</w:t>
       </w:r>
     </w:p>
     <w:p>
@@ -1860,7 +1893,7 @@
         <w:t xml:space="preserve"> </w:t>
       </w:r>
       <w:r>
-        <w:t xml:space="preserve">La 0.7.11 y la 0.0.31 usan rutas que solo trae</w:t>
+        <w:t xml:space="preserve">La 0.7.12 y la 0.0.32 usan rutas que solo trae</w:t>
       </w:r>
       <w:r>
         <w:t xml:space="preserve"> </w:t>
@@ -1887,13 +1920,34 @@
         <w:t xml:space="preserve">/api/workspaces/*</w:t>
       </w:r>
       <w:r>
-        <w:t xml:space="preserve">). Con el backend viejo,</w:t>
-      </w:r>
-      <w:r>
-        <w:t xml:space="preserve"> </w:t>
-      </w:r>
-      <w:r>
-        <w:t xml:space="preserve">VS Code 0.0.31 solo acepta «Pegar sesión».</w:t>
+        <w:t xml:space="preserve"> </w:t>
+      </w:r>
+      <w:r>
+        <w:t xml:space="preserve">y</w:t>
+      </w:r>
+      <w:r>
+        <w:t xml:space="preserve"> </w:t>
+      </w:r>
+      <w:r>
+        <w:rPr>
+          <w:rStyle w:val="VerbatimChar"/>
+        </w:rPr>
+        <w:t xml:space="preserve">POST /api/auth/privacy-acceptance</w:t>
+      </w:r>
+      <w:r>
+        <w:t xml:space="preserve">). Con el backend viejo, VS Code 0.0.32 solo</w:t>
+      </w:r>
+      <w:r>
+        <w:t xml:space="preserve"> </w:t>
+      </w:r>
+      <w:r>
+        <w:t xml:space="preserve">acepta el ID de sesión en «Tengo un código o sesión», y la 0.7.12 guarda la</w:t>
+      </w:r>
+      <w:r>
+        <w:t xml:space="preserve"> </w:t>
+      </w:r>
+      <w:r>
+        <w:t xml:space="preserve">privacidad solo en ese navegador.</w:t>
       </w:r>
     </w:p>
     <w:bookmarkEnd w:id="16"/>
@@ -2865,7 +2919,7 @@
         <w:rPr>
           <w:rStyle w:val="CommentTok"/>
         </w:rPr>
-        <w:t xml:space="preserve"># 160000 commit b21231e1723e559b77b976e2116cc5ba12699a95  vscode-ext-prod</w:t>
+        <w:t xml:space="preserve"># 160000 commit &lt;commit&gt;  vscode-ext-prod</w:t>
       </w:r>
       <w:r>
         <w:br/>
@@ -2970,19 +3024,19 @@
         <w:rPr>
           <w:rStyle w:val="OperatorTok"/>
         </w:rPr>
-        <w:t xml:space="preserve">/</w:t>
-      </w:r>
-      <w:r>
-        <w:rPr>
-          <w:rStyle w:val="NormalTok"/>
-        </w:rPr>
-        <w:t xml:space="preserve">b21231e1723e559b77b976e2116cc5ba12699a95</w:t>
+        <w:t xml:space="preserve">/&lt;</w:t>
+      </w:r>
+      <w:r>
+        <w:rPr>
+          <w:rStyle w:val="NormalTok"/>
+        </w:rPr>
+        <w:t xml:space="preserve">commit</w:t>
       </w:r>
       <w:r>
         <w:rPr>
           <w:rStyle w:val="OperatorTok"/>
         </w:rPr>
-        <w:t xml:space="preserve">/</w:t>
+        <w:t xml:space="preserve">&gt;/</w:t>
       </w:r>
       <w:r>
         <w:rPr>
@@ -3000,7 +3054,7 @@
         <w:rPr>
           <w:rStyle w:val="DecValTok"/>
         </w:rPr>
-        <w:t xml:space="preserve">0.31</w:t>
+        <w:t xml:space="preserve">0.32</w:t>
       </w:r>
       <w:r>
         <w:rPr>
@@ -3035,7 +3089,7 @@
         <w:t xml:space="preserve">200</w:t>
       </w:r>
       <w:r>
-        <w:t xml:space="preserve">. Si</w:t>
+        <w:t xml:space="preserve">: pon en la URL el commit que muestra</w:t>
       </w:r>
       <w:r>
         <w:t xml:space="preserve"> </w:t>
@@ -3050,22 +3104,40 @@
         <w:t xml:space="preserve"> </w:t>
       </w:r>
       <w:r>
-        <w:t xml:space="preserve">muestra otro commit, usa ese en la URL. Un</w:t>
-      </w:r>
-      <w:r>
-        <w:t xml:space="preserve"> </w:t>
-      </w:r>
-      <w:r>
-        <w:t xml:space="preserve">404 significa que falta el</w:t>
-      </w:r>
-      <w:r>
-        <w:t xml:space="preserve"> </w:t>
-      </w:r>
-      <w:r>
-        <w:rPr>
-          <w:rStyle w:val="VerbatimChar"/>
-        </w:rPr>
-        <w:t xml:space="preserve">git add -f adaceen-0.0.31.vsix</w:t>
+        <w:t xml:space="preserve">(el de la</w:t>
+      </w:r>
+      <w:r>
+        <w:t xml:space="preserve"> </w:t>
+      </w:r>
+      <w:r>
+        <w:t xml:space="preserve">0.0.31 era</w:t>
+      </w:r>
+      <w:r>
+        <w:t xml:space="preserve"> </w:t>
+      </w:r>
+      <w:r>
+        <w:rPr>
+          <w:rStyle w:val="VerbatimChar"/>
+        </w:rPr>
+        <w:t xml:space="preserve">b21231e</w:t>
+      </w:r>
+      <w:r>
+        <w:t xml:space="preserve">; el de la 0.0.32 sale del commit del submódulo con esta</w:t>
+      </w:r>
+      <w:r>
+        <w:t xml:space="preserve"> </w:t>
+      </w:r>
+      <w:r>
+        <w:t xml:space="preserve">entrega). Un 404 significa que falta el</w:t>
+      </w:r>
+      <w:r>
+        <w:t xml:space="preserve"> </w:t>
+      </w:r>
+      <w:r>
+        <w:rPr>
+          <w:rStyle w:val="VerbatimChar"/>
+        </w:rPr>
+        <w:t xml:space="preserve">git add -f adaceen-0.0.32.vsix</w:t>
       </w:r>
       <w:r>
         <w:t xml:space="preserve"> </w:t>
@@ -6992,7 +7064,7 @@
               <w:rPr>
                 <w:rStyle w:val="VerbatimChar"/>
               </w:rPr>
-              <w:t xml:space="preserve">adaceen-0.0.31.vsix</w:t>
+              <w:t xml:space="preserve">adaceen-0.0.32.vsix</w:t>
             </w:r>
           </w:p>
         </w:tc>
@@ -8302,7 +8374,7 @@
           <w:b/>
           <w:bCs/>
         </w:rPr>
-        <w:t xml:space="preserve">Navegador 0.7.11.</w:t>
+        <w:t xml:space="preserve">Navegador 0.7.12.</w:t>
       </w:r>
       <w:r>
         <w:t xml:space="preserve"> </w:t>
@@ -8359,7 +8431,7 @@
         <w:t xml:space="preserve"> </w:t>
       </w:r>
       <w:r>
-        <w:t xml:space="preserve">&lt;versión&gt;).» (0.7.11), o «Actualizar» si la versión es anterior. Si cargas la extensión desde</w:t>
+        <w:t xml:space="preserve">&lt;versión&gt;).» (0.7.12), o «Actualizar» si la versión es anterior. Si cargas la extensión desde</w:t>
       </w:r>
       <w:r>
         <w:t xml:space="preserve"> </w:t>
@@ -8381,7 +8453,7 @@
           <w:b/>
           <w:bCs/>
         </w:rPr>
-        <w:t xml:space="preserve">VS Code 0.0.31.</w:t>
+        <w:t xml:space="preserve">VS Code 0.0.32.</w:t>
       </w:r>
     </w:p>
     <w:p>
@@ -8521,7 +8593,7 @@
         </w:numPr>
       </w:pPr>
       <w:r>
-        <w:t xml:space="preserve">una fila con la fecha, el commit desplegado, 0.7.11, 0.0.31 y la GPU;</w:t>
+        <w:t xml:space="preserve">una fila con la fecha, el commit desplegado, 0.7.12, 0.0.32 y la GPU;</w:t>
       </w:r>
     </w:p>
     <w:p>
@@ -14056,7 +14128,7 @@
               <w:t xml:space="preserve"> </w:t>
             </w:r>
             <w:r>
-              <w:t xml:space="preserve">y la tabla</w:t>
+              <w:t xml:space="preserve">y las tablas</w:t>
             </w:r>
             <w:r>
               <w:t xml:space="preserve"> </w:t>
@@ -14068,6 +14140,21 @@
               <w:t xml:space="preserve">editor_pairing_codes</w:t>
             </w:r>
             <w:r>
+              <w:t xml:space="preserve"> </w:t>
+            </w:r>
+            <w:r>
+              <w:t xml:space="preserve">y</w:t>
+            </w:r>
+            <w:r>
+              <w:t xml:space="preserve"> </w:t>
+            </w:r>
+            <w:r>
+              <w:rPr>
+                <w:rStyle w:val="VerbatimChar"/>
+              </w:rPr>
+              <w:t xml:space="preserve">user_privacy_acceptances</w:t>
+            </w:r>
+            <w:r>
               <w:t xml:space="preserve">) corre sola al arrancar y solo agrega</w:t>
             </w:r>
           </w:p>
@@ -14453,13 +14540,13 @@
         <w:t xml:space="preserve"> </w:t>
       </w:r>
       <w:r>
-        <w:t xml:space="preserve">&lt;versión&gt;», que debe ser 0.7.11), «Preparar Mac del laboratorio» y «Descargar extension</w:t>
-      </w:r>
-      <w:r>
-        <w:t xml:space="preserve"> </w:t>
-      </w:r>
-      <w:r>
-        <w:t xml:space="preserve">de VS Code» («VSIX, version &lt;versión&gt;», que debe ser 0.0.31). Un archivo que no se publicó aparece como «todavia no esta publicado</w:t>
+        <w:t xml:space="preserve">&lt;versión&gt;», que debe ser 0.7.12), «Preparar Mac del laboratorio» y «Descargar extension</w:t>
+      </w:r>
+      <w:r>
+        <w:t xml:space="preserve"> </w:t>
+      </w:r>
+      <w:r>
+        <w:t xml:space="preserve">de VS Code» («VSIX, version &lt;versión&gt;», que debe ser 0.0.32). Un archivo que no se publicó aparece como «todavia no esta publicado</w:t>
       </w:r>
       <w:r>
         <w:t xml:space="preserve"> </w:t>
@@ -16699,7 +16786,7 @@
         <w:rPr>
           <w:rStyle w:val="VerbatimChar"/>
         </w:rPr>
-        <w:t xml:space="preserve">--- VSIX adaceen 0.0.31 instalado en /opt/adaceen/adaceen.vsix (…)     (o «… ya instalado …»)</w:t>
+        <w:t xml:space="preserve">--- VSIX adaceen 0.0.32 instalado en /opt/adaceen/adaceen.vsix (…)     (o «… ya instalado …»)</w:t>
       </w:r>
       <w:r>
         <w:br/>
